--- a/testakten/sozialrecht-pflegegrad-demenz-nachtwache-trier/99_arbeitsstand_und_offene_punkte_2026-07-06.docx
+++ b/testakten/sozialrecht-pflegegrad-demenz-nachtwache-trier/99_arbeitsstand_und_offene_punkte_2026-07-06.docx
@@ -4,35 +4,50 @@
   <w:body>
     <w:p>
       <w:pPr>
-        <w:jc w:val="right"/>
+        <w:spacing w:after="120" w:line="259" w:lineRule="auto"/>
+        <w:jc w:val="left"/>
       </w:pPr>
       <w:r>
         <w:rPr>
           <w:rFonts w:ascii="Times New Roman" w:hAnsi="Times New Roman"/>
-          <w:i/>
-          <w:sz w:val="18"/>
+          <w:b w:val="0"/>
+          <w:i w:val="0"/>
+          <w:sz w:val="22"/>
         </w:rPr>
-        <w:t>Kanzlei Lindenhof und Partner mbB | Aktenzeichen intern 2026-</w:t>
+        <w:t>Kanzlei Ahlers und Brinkmann | Aktenzeichen intern 2026-SOZ-6805</w:t>
       </w:r>
     </w:p>
     <w:p>
       <w:pPr>
         <w:pStyle w:val="Heading1"/>
+        <w:spacing w:before="120" w:after="60" w:line="259" w:lineRule="auto"/>
       </w:pPr>
       <w:r>
+        <w:rPr>
+          <w:rFonts w:ascii="Times New Roman" w:hAnsi="Times New Roman"/>
+          <w:b/>
+          <w:sz w:val="22"/>
+        </w:rPr>
         <w:t>Arbeitsstand und offene Punkte</w:t>
       </w:r>
     </w:p>
     <w:p>
       <w:pPr>
         <w:pStyle w:val="Heading2"/>
+        <w:spacing w:before="120" w:after="60" w:line="259" w:lineRule="auto"/>
       </w:pPr>
       <w:r>
+        <w:rPr>
+          <w:rFonts w:ascii="Times New Roman" w:hAnsi="Times New Roman"/>
+          <w:b/>
+          <w:sz w:val="22"/>
+        </w:rPr>
         <w:t>1. Sofort zu sichern</w:t>
       </w:r>
     </w:p>
     <w:p>
       <w:pPr>
+        <w:spacing w:line="259" w:lineRule="auto" w:after="60"/>
         <w:jc w:val="both"/>
       </w:pPr>
       <w:r>
@@ -42,13 +57,20 @@
     <w:p>
       <w:pPr>
         <w:pStyle w:val="Heading2"/>
+        <w:spacing w:before="120" w:after="60" w:line="259" w:lineRule="auto"/>
       </w:pPr>
       <w:r>
+        <w:rPr>
+          <w:rFonts w:ascii="Times New Roman" w:hAnsi="Times New Roman"/>
+          <w:b/>
+          <w:sz w:val="22"/>
+        </w:rPr>
         <w:t>2. Offene Belege</w:t>
       </w:r>
     </w:p>
     <w:p>
       <w:pPr>
+        <w:spacing w:line="259" w:lineRule="auto" w:after="60"/>
         <w:jc w:val="both"/>
       </w:pPr>
       <w:r>
@@ -58,13 +80,20 @@
     <w:p>
       <w:pPr>
         <w:pStyle w:val="Heading2"/>
+        <w:spacing w:before="120" w:after="60" w:line="259" w:lineRule="auto"/>
       </w:pPr>
       <w:r>
+        <w:rPr>
+          <w:rFonts w:ascii="Times New Roman" w:hAnsi="Times New Roman"/>
+          <w:b/>
+          <w:sz w:val="22"/>
+        </w:rPr>
         <w:t>3. Ergebnisoffenheit</w:t>
       </w:r>
     </w:p>
     <w:p>
       <w:pPr>
+        <w:spacing w:line="259" w:lineRule="auto" w:after="60"/>
         <w:jc w:val="both"/>
       </w:pPr>
       <w:r>
@@ -72,13 +101,58 @@
       </w:r>
     </w:p>
     <w:sectPr>
+      <w:headerReference w:type="default" r:id="rId9"/>
+      <w:footerReference w:type="default" r:id="rId10"/>
       <w:pgSz w:w="12240" w:h="15840"/>
-      <w:pgMar w:top="1134" w:right="1247" w:bottom="1134" w:left="1247" w:header="720" w:footer="720" w:gutter="0"/>
+      <w:pgMar w:top="1191" w:right="1247" w:bottom="1134" w:left="1361" w:header="720" w:footer="720" w:gutter="0"/>
       <w:cols w:space="720"/>
       <w:docGrid w:linePitch="360"/>
     </w:sectPr>
   </w:body>
 </w:document>
+</file>
+
+<file path=word/footer1.xml><?xml version="1.0" encoding="utf-8"?>
+<w:ftr xmlns:m="http://schemas.openxmlformats.org/officeDocument/2006/math" xmlns:mc="http://schemas.openxmlformats.org/markup-compatibility/2006" xmlns:mo="http://schemas.microsoft.com/office/mac/office/2008/main" xmlns:mv="urn:schemas-microsoft-com:mac:vml" xmlns:o="urn:schemas-microsoft-com:office:office" xmlns:r="http://schemas.openxmlformats.org/officeDocument/2006/relationships" xmlns:v="urn:schemas-microsoft-com:vml" xmlns:w10="urn:schemas-microsoft-com:office:word" xmlns:w14="http://schemas.microsoft.com/office/word/2010/wordml" xmlns:w="http://schemas.openxmlformats.org/wordprocessingml/2006/main" xmlns:wne="http://schemas.microsoft.com/office/word/2006/wordml" xmlns:wp14="http://schemas.microsoft.com/office/word/2010/wordprocessingDrawing" xmlns:wp="http://schemas.openxmlformats.org/drawingml/2006/wordprocessingDrawing" xmlns:wpc="http://schemas.microsoft.com/office/word/2010/wordprocessingCanvas" xmlns:wpg="http://schemas.microsoft.com/office/word/2010/wordprocessingGroup" xmlns:wpi="http://schemas.microsoft.com/office/word/2010/wordprocessingInk" xmlns:wps="http://schemas.microsoft.com/office/word/2010/wordprocessingShape" mc:Ignorable="w14 wp14">
+  <w:p>
+    <w:pPr>
+      <w:pStyle w:val="Footer"/>
+      <w:jc w:val="left"/>
+    </w:pPr>
+    <w:r/>
+    <w:r>
+      <w:rPr>
+        <w:rFonts w:ascii="Times New Roman" w:hAnsi="Times New Roman"/>
+        <w:b w:val="0"/>
+        <w:color w:val="777777"/>
+        <w:sz w:val="17"/>
+      </w:rPr>
+      <w:t>Vertraulich | Bearbeitungsstand Juli 2026 | nur zur Aktenbearbeitung</w:t>
+    </w:r>
+  </w:p>
+</w:ftr>
+</file>
+
+<file path=word/header1.xml><?xml version="1.0" encoding="utf-8"?>
+<w:hdr xmlns:m="http://schemas.openxmlformats.org/officeDocument/2006/math" xmlns:mc="http://schemas.openxmlformats.org/markup-compatibility/2006" xmlns:mo="http://schemas.microsoft.com/office/mac/office/2008/main" xmlns:mv="urn:schemas-microsoft-com:mac:vml" xmlns:o="urn:schemas-microsoft-com:office:office" xmlns:r="http://schemas.openxmlformats.org/officeDocument/2006/relationships" xmlns:v="urn:schemas-microsoft-com:vml" xmlns:w10="urn:schemas-microsoft-com:office:word" xmlns:w14="http://schemas.microsoft.com/office/word/2010/wordml" xmlns:w="http://schemas.openxmlformats.org/wordprocessingml/2006/main" xmlns:wne="http://schemas.microsoft.com/office/word/2006/wordml" xmlns:wp14="http://schemas.microsoft.com/office/word/2010/wordprocessingDrawing" xmlns:wp="http://schemas.openxmlformats.org/drawingml/2006/wordprocessingDrawing" xmlns:wpc="http://schemas.microsoft.com/office/word/2010/wordprocessingCanvas" xmlns:wpg="http://schemas.microsoft.com/office/word/2010/wordprocessingGroup" xmlns:wpi="http://schemas.microsoft.com/office/word/2010/wordprocessingInk" xmlns:wps="http://schemas.microsoft.com/office/word/2010/wordprocessingShape" mc:Ignorable="w14 wp14">
+  <w:p>
+    <w:pPr>
+      <w:pStyle w:val="Header"/>
+      <w:jc w:val="left"/>
+    </w:pPr>
+    <w:r/>
+    <w:r>
+      <w:rPr>
+        <w:rFonts w:ascii="Times New Roman" w:hAnsi="Times New Roman"/>
+        <w:b w:val="0"/>
+        <w:i w:val="0"/>
+        <w:color w:val="666666"/>
+        <w:sz w:val="17"/>
+      </w:rPr>
+      <w:t>Kanzlei Ahlers und Brinkmann | Sozialrechtliche Leistungsakte | Bearbeitungsstand Juli 2026</w:t>
+    </w:r>
+  </w:p>
+</w:hdr>
 </file>
 
 <file path=word/numbering.xml><?xml version="1.0" encoding="utf-8"?>
@@ -508,7 +582,7 @@
       <w:outlineLvl w:val="0"/>
     </w:pPr>
     <w:rPr>
-      <w:rFonts w:asciiTheme="majorHAnsi" w:eastAsiaTheme="majorEastAsia" w:hAnsiTheme="majorHAnsi" w:cstheme="majorBidi"/>
+      <w:rFonts w:asciiTheme="majorHAnsi" w:eastAsiaTheme="majorEastAsia" w:hAnsiTheme="majorHAnsi" w:cstheme="majorBidi" w:ascii="Times New Roman" w:hAnsi="Times New Roman"/>
       <w:b/>
       <w:bCs/>
       <w:color w:val="365F91" w:themeColor="accent1" w:themeShade="BF"/>
@@ -532,11 +606,11 @@
       <w:outlineLvl w:val="1"/>
     </w:pPr>
     <w:rPr>
-      <w:rFonts w:asciiTheme="majorHAnsi" w:eastAsiaTheme="majorEastAsia" w:hAnsiTheme="majorHAnsi" w:cstheme="majorBidi"/>
+      <w:rFonts w:asciiTheme="majorHAnsi" w:eastAsiaTheme="majorEastAsia" w:hAnsiTheme="majorHAnsi" w:cstheme="majorBidi" w:ascii="Times New Roman" w:hAnsi="Times New Roman"/>
       <w:b/>
       <w:bCs/>
       <w:color w:val="4F81BD" w:themeColor="accent1"/>
-      <w:sz w:val="26"/>
+      <w:sz w:val="24"/>
       <w:szCs w:val="26"/>
     </w:rPr>
   </w:style>
@@ -797,11 +871,12 @@
       <w:contextualSpacing/>
     </w:pPr>
     <w:rPr>
-      <w:rFonts w:asciiTheme="majorHAnsi" w:eastAsiaTheme="majorEastAsia" w:hAnsiTheme="majorHAnsi" w:cstheme="majorBidi"/>
+      <w:rFonts w:asciiTheme="majorHAnsi" w:eastAsiaTheme="majorEastAsia" w:hAnsiTheme="majorHAnsi" w:cstheme="majorBidi" w:ascii="Times New Roman" w:hAnsi="Times New Roman"/>
+      <w:b/>
       <w:color w:val="17365D" w:themeColor="text2" w:themeShade="BF"/>
       <w:spacing w:val="5"/>
       <w:kern w:val="28"/>
-      <w:sz w:val="52"/>
+      <w:sz w:val="30"/>
       <w:szCs w:val="52"/>
     </w:rPr>
   </w:style>

--- a/testakten/sozialrecht-pflegegrad-demenz-nachtwache-trier/99_arbeitsstand_und_offene_punkte_2026-07-06.docx
+++ b/testakten/sozialrecht-pflegegrad-demenz-nachtwache-trier/99_arbeitsstand_und_offene_punkte_2026-07-06.docx
@@ -4,107 +4,260 @@
   <w:body>
     <w:p>
       <w:pPr>
-        <w:spacing w:after="120" w:line="259" w:lineRule="auto"/>
-        <w:jc w:val="left"/>
+        <w:spacing w:after="180"/>
       </w:pPr>
       <w:r>
         <w:rPr>
-          <w:rFonts w:ascii="Times New Roman" w:hAnsi="Times New Roman"/>
-          <w:b w:val="0"/>
-          <w:i w:val="0"/>
-          <w:sz w:val="22"/>
+          <w:rFonts w:ascii="Arial" w:hAnsi="Arial" w:eastAsia="Arial"/>
+          <w:b/>
+          <w:color w:val="5C6569"/>
+          <w:sz w:val="16"/>
         </w:rPr>
-        <w:t>Kanzlei Ahlers und Brinkmann | Aktenzeichen intern 2026-SOZ-6805</w:t>
+        <w:t>INTERNER AKTENVERMERK</w:t>
+      </w:r>
+    </w:p>
+    <w:tbl>
+      <w:tblPr>
+        <w:tblW w:type="auto" w:w="0"/>
+        <w:jc w:val="right"/>
+        <w:tblLayout w:type="fixed"/>
+        <w:tblLook w:firstColumn="1" w:firstRow="1" w:lastColumn="0" w:lastRow="0" w:noHBand="0" w:noVBand="1" w:val="04A0"/>
+      </w:tblPr>
+      <w:tblGrid>
+        <w:gridCol w:w="4720"/>
+        <w:gridCol w:w="4720"/>
+      </w:tblGrid>
+      <w:tr>
+        <w:tc>
+          <w:tcPr>
+            <w:tcW w:type="dxa" w:w="1757"/>
+          </w:tcPr>
+          <w:p>
+            <w:r>
+              <w:rPr>
+                <w:rFonts w:ascii="Arial" w:hAnsi="Arial" w:eastAsia="Arial"/>
+                <w:b/>
+                <w:color w:val="5C6569"/>
+                <w:sz w:val="16"/>
+              </w:rPr>
+              <w:t>Datum</w:t>
+            </w:r>
+          </w:p>
+        </w:tc>
+        <w:tc>
+          <w:tcPr>
+            <w:tcW w:type="dxa" w:w="2948"/>
+          </w:tcPr>
+          <w:p>
+            <w:r>
+              <w:rPr>
+                <w:rFonts w:ascii="Arial" w:hAnsi="Arial" w:eastAsia="Arial"/>
+                <w:b w:val="0"/>
+                <w:sz w:val="16"/>
+              </w:rPr>
+              <w:t>6. Juli 2026</w:t>
+            </w:r>
+          </w:p>
+        </w:tc>
+      </w:tr>
+      <w:tr>
+        <w:tc>
+          <w:tcPr>
+            <w:tcW w:type="dxa" w:w="1757"/>
+          </w:tcPr>
+          <w:p>
+            <w:r>
+              <w:rPr>
+                <w:rFonts w:ascii="Arial" w:hAnsi="Arial" w:eastAsia="Arial"/>
+                <w:b/>
+                <w:color w:val="5C6569"/>
+                <w:sz w:val="16"/>
+              </w:rPr>
+              <w:t>Aktenzeichen</w:t>
+            </w:r>
+          </w:p>
+        </w:tc>
+        <w:tc>
+          <w:tcPr>
+            <w:tcW w:type="dxa" w:w="2948"/>
+          </w:tcPr>
+          <w:p>
+            <w:r>
+              <w:rPr>
+                <w:rFonts w:ascii="Arial" w:hAnsi="Arial" w:eastAsia="Arial"/>
+                <w:b w:val="0"/>
+                <w:sz w:val="16"/>
+              </w:rPr>
+              <w:t>26-SOZ-184 / ea</w:t>
+            </w:r>
+          </w:p>
+        </w:tc>
+      </w:tr>
+      <w:tr>
+        <w:tc>
+          <w:tcPr>
+            <w:tcW w:type="dxa" w:w="1757"/>
+          </w:tcPr>
+          <w:p>
+            <w:r>
+              <w:rPr>
+                <w:rFonts w:ascii="Arial" w:hAnsi="Arial" w:eastAsia="Arial"/>
+                <w:b/>
+                <w:color w:val="5C6569"/>
+                <w:sz w:val="16"/>
+              </w:rPr>
+              <w:t>Bearbeitung</w:t>
+            </w:r>
+          </w:p>
+        </w:tc>
+        <w:tc>
+          <w:tcPr>
+            <w:tcW w:type="dxa" w:w="2948"/>
+          </w:tcPr>
+          <w:p>
+            <w:r>
+              <w:rPr>
+                <w:rFonts w:ascii="Arial" w:hAnsi="Arial" w:eastAsia="Arial"/>
+                <w:b w:val="0"/>
+                <w:sz w:val="16"/>
+              </w:rPr>
+              <w:t>Eva Ahlers</w:t>
+            </w:r>
+          </w:p>
+        </w:tc>
+      </w:tr>
+    </w:tbl>
+    <w:p/>
+    <w:p>
+      <w:pPr>
+        <w:pStyle w:val="Title"/>
+      </w:pPr>
+      <w:r>
+        <w:rPr>
+          <w:rFonts w:ascii="Arial" w:hAnsi="Arial" w:eastAsia="Arial"/>
+          <w:b/>
+          <w:color w:val="173941"/>
+          <w:sz w:val="34"/>
+        </w:rPr>
+        <w:t>Widerspruch Anton Birk gegen Knappschaft-Mosel Pflegekasse</w:t>
       </w:r>
     </w:p>
     <w:p>
       <w:pPr>
         <w:pStyle w:val="Heading1"/>
-        <w:spacing w:before="120" w:after="60" w:line="259" w:lineRule="auto"/>
       </w:pPr>
       <w:r>
-        <w:rPr>
-          <w:rFonts w:ascii="Times New Roman" w:hAnsi="Times New Roman"/>
-          <w:b/>
-          <w:sz w:val="22"/>
-        </w:rPr>
-        <w:t>Arbeitsstand und offene Punkte</w:t>
+        <w:t>1. Frist und Vollmacht</w:t>
       </w:r>
     </w:p>
     <w:p>
       <w:pPr>
-        <w:pStyle w:val="Heading2"/>
-        <w:spacing w:before="120" w:after="60" w:line="259" w:lineRule="auto"/>
+        <w:jc w:val="both"/>
       </w:pPr>
       <w:r>
         <w:rPr>
-          <w:rFonts w:ascii="Times New Roman" w:hAnsi="Times New Roman"/>
-          <w:b/>
-          <w:sz w:val="22"/>
+          <w:rFonts w:ascii="Arial" w:hAnsi="Arial" w:eastAsia="Arial"/>
+          <w:b w:val="0"/>
+          <w:sz w:val="21"/>
         </w:rPr>
-        <w:t>1. Sofort zu sichern</w:t>
+        <w:t>Bescheidzugang ist durch Umschlag und Tochterangabe auf den 19. Juni 2026 belegt. Der Widerspruch vom 25. Juni ging nach Faxprotokoll am selben Tag um 16:42 Uhr ein. Vollmacht vom 14. Mai liegt im Original vor.</w:t>
       </w:r>
     </w:p>
     <w:p>
       <w:pPr>
-        <w:spacing w:line="259" w:lineRule="auto" w:after="60"/>
-        <w:jc w:val="both"/>
+        <w:pStyle w:val="Heading1"/>
       </w:pPr>
       <w:r>
-        <w:t>Frist, Zuständigkeit, Akteneinsicht und fehlende Anlagen sind vor jeder vertieften materiellen Prüfung zu ordnen. Das Arbeitsprodukt soll zuerst eine belastbare Fristen- und Belegmatrix liefern.</w:t>
+        <w:t>2. Akteneinsicht</w:t>
       </w:r>
     </w:p>
     <w:p>
       <w:pPr>
-        <w:pStyle w:val="Heading2"/>
-        <w:spacing w:before="120" w:after="60" w:line="259" w:lineRule="auto"/>
+        <w:jc w:val="both"/>
       </w:pPr>
       <w:r>
         <w:rPr>
-          <w:rFonts w:ascii="Times New Roman" w:hAnsi="Times New Roman"/>
-          <w:b/>
-          <w:sz w:val="22"/>
+          <w:rFonts w:ascii="Arial" w:hAnsi="Arial" w:eastAsia="Arial"/>
+          <w:b w:val="0"/>
+          <w:sz w:val="21"/>
         </w:rPr>
-        <w:t>2. Offene Belege</w:t>
+        <w:t>Das übersandte Gutachten enthält nur die zusammenfassende Bewertung. Es fehlen Einzelpunktbogen, Interviewnotizen und die bei der Kasse eingegangenen Anlagen. Anforderung heute per beA vorbereiten; Wiedervorlage 10. Juli.</w:t>
       </w:r>
     </w:p>
     <w:p>
       <w:pPr>
-        <w:spacing w:line="259" w:lineRule="auto" w:after="60"/>
-        <w:jc w:val="both"/>
+        <w:pStyle w:val="Heading1"/>
       </w:pPr>
       <w:r>
-        <w:t>Die Akte enthält bewusst nicht alle Unterlagen vollständig. Nachzufordern sind nur die Dokumente, die den nächsten Verfahrensschritt ändern: Bescheidgrundlage, medizinische oder wirtschaftliche Kernbelege, Vollmachten, Register- oder Kontoauszüge.</w:t>
+        <w:t>3. Tatsachenbeweis</w:t>
       </w:r>
     </w:p>
     <w:p>
       <w:pPr>
-        <w:pStyle w:val="Heading2"/>
-        <w:spacing w:before="120" w:after="60" w:line="259" w:lineRule="auto"/>
+        <w:jc w:val="both"/>
       </w:pPr>
       <w:r>
         <w:rPr>
-          <w:rFonts w:ascii="Times New Roman" w:hAnsi="Times New Roman"/>
-          <w:b/>
-          <w:sz w:val="22"/>
+          <w:rFonts w:ascii="Arial" w:hAnsi="Arial" w:eastAsia="Arial"/>
+          <w:b w:val="0"/>
+          <w:sz w:val="21"/>
         </w:rPr>
-        <w:t>3. Ergebnisoffenheit</w:t>
+        <w:t>Die Nachtprotokolle sind mit Pflegedienstberichten, Nachrichten der Nachbarin und Hausarztvermerk abzugleichen. Karin Lauer ist grundsätzlich zu einer schriftlichen Erklärung bereit, möchte aber vorher den Wortlaut lesen. Fotos bleiben mit Originaldatum gesichert.</w:t>
       </w:r>
     </w:p>
     <w:p>
       <w:pPr>
-        <w:spacing w:line="259" w:lineRule="auto" w:after="60"/>
+        <w:pStyle w:val="Heading1"/>
+      </w:pPr>
+      <w:r>
+        <w:t>4. Versorgung bis zur Entscheidung</w:t>
+      </w:r>
+    </w:p>
+    <w:p>
+      <w:pPr>
         <w:jc w:val="both"/>
       </w:pPr>
       <w:r>
-        <w:t>Der Vermerk hält keine rechtliche Lösung fest. Die Würdigung soll aus den vorhandenen Unterlagen, den Fristen und der Beweislast entstehen.</w:t>
+        <w:rPr>
+          <w:rFonts w:ascii="Arial" w:hAnsi="Arial" w:eastAsia="Arial"/>
+          <w:b w:val="0"/>
+          <w:sz w:val="21"/>
+        </w:rPr>
+        <w:t>Private Nachtbereitschaft ist nur bis 20. Juli finanziert. Parallel sind Herdabschaltung, Türkontakt, Entlastungsbetrag und eine mögliche vorläufige Kombination aus Familienhilfe und Pflegedienst zu klären. Die Kostenträgerfragen sind getrennt vom Pflegegrad zu führen.</w:t>
+      </w:r>
+    </w:p>
+    <w:p>
+      <w:pPr>
+        <w:spacing w:before="280"/>
+      </w:pPr>
+      <w:r>
+        <w:rPr>
+          <w:rFonts w:ascii="Arial" w:hAnsi="Arial" w:eastAsia="Arial"/>
+          <w:b/>
+          <w:sz w:val="21"/>
+        </w:rPr>
+        <w:t>Eva Ahlers</w:t>
+      </w:r>
+    </w:p>
+    <w:p>
+      <w:pPr>
+        <w:spacing w:after="0"/>
+      </w:pPr>
+      <w:r>
+        <w:rPr>
+          <w:rFonts w:ascii="Arial" w:hAnsi="Arial" w:eastAsia="Arial"/>
+          <w:b w:val="0"/>
+          <w:color w:val="5C6569"/>
+          <w:sz w:val="18"/>
+        </w:rPr>
+        <w:t>Rechtsanwältin · Fachanwältin für Sozialrecht</w:t>
       </w:r>
     </w:p>
     <w:sectPr>
       <w:headerReference w:type="default" r:id="rId9"/>
       <w:footerReference w:type="default" r:id="rId10"/>
-      <w:pgSz w:w="12240" w:h="15840"/>
-      <w:pgMar w:top="1191" w:right="1247" w:bottom="1134" w:left="1361" w:header="720" w:footer="720" w:gutter="0"/>
+      <w:pgSz w:w="11906" w:h="16838"/>
+      <w:pgMar w:top="1247" w:right="1134" w:bottom="1134" w:left="1332" w:header="454" w:footer="454" w:gutter="0"/>
       <w:cols w:space="720"/>
       <w:docGrid w:linePitch="360"/>
     </w:sectPr>
@@ -117,19 +270,68 @@
   <w:p>
     <w:pPr>
       <w:pStyle w:val="Footer"/>
-      <w:jc w:val="left"/>
-    </w:pPr>
-    <w:r/>
-    <w:r>
-      <w:rPr>
-        <w:rFonts w:ascii="Times New Roman" w:hAnsi="Times New Roman"/>
-        <w:b w:val="0"/>
-        <w:color w:val="777777"/>
-        <w:sz w:val="17"/>
-      </w:rPr>
-      <w:t>Vertraulich | Bearbeitungsstand Juli 2026 | nur zur Aktenbearbeitung</w:t>
-    </w:r>
+    </w:pPr>
   </w:p>
+  <w:tbl>
+    <w:tblPr>
+      <w:tblW w:type="auto" w:w="0"/>
+      <w:jc w:val="center"/>
+      <w:tblLayout w:type="fixed"/>
+      <w:tblLook w:firstColumn="1" w:firstRow="1" w:lastColumn="0" w:lastRow="0" w:noHBand="0" w:noVBand="1" w:val="04A0"/>
+    </w:tblPr>
+    <w:tblGrid>
+      <w:gridCol w:w="7257"/>
+      <w:gridCol w:w="2154"/>
+    </w:tblGrid>
+    <w:tr>
+      <w:tc>
+        <w:tcPr>
+          <w:tcW w:type="dxa" w:w="7257"/>
+        </w:tcPr>
+        <w:p>
+          <w:r>
+            <w:rPr>
+              <w:rFonts w:ascii="Arial" w:hAnsi="Arial" w:eastAsia="Arial"/>
+              <w:b w:val="0"/>
+              <w:color w:val="5C6569"/>
+              <w:sz w:val="14"/>
+            </w:rPr>
+            <w:t>Akte 26-SOZ-184 · Birk / Pflegegrad</w:t>
+          </w:r>
+        </w:p>
+      </w:tc>
+      <w:tc>
+        <w:tcPr>
+          <w:tcW w:type="dxa" w:w="2154"/>
+        </w:tcPr>
+        <w:p>
+          <w:pPr>
+            <w:jc w:val="right"/>
+          </w:pPr>
+          <w:r>
+            <w:rPr>
+              <w:rFonts w:ascii="Arial" w:hAnsi="Arial" w:eastAsia="Arial"/>
+              <w:b w:val="0"/>
+              <w:color w:val="5C6569"/>
+              <w:sz w:val="14"/>
+            </w:rPr>
+            <w:t xml:space="preserve">Seite </w:t>
+          </w:r>
+          <w:r>
+            <w:rPr>
+              <w:rFonts w:ascii="Arial" w:hAnsi="Arial" w:eastAsia="Arial"/>
+              <w:b w:val="0"/>
+              <w:color w:val="5C6569"/>
+              <w:sz w:val="14"/>
+            </w:rPr>
+            <w:fldChar w:fldCharType="begin"/>
+            <w:instrText xml:space="preserve">PAGE</w:instrText>
+            <w:fldChar w:fldCharType="end"/>
+          </w:r>
+        </w:p>
+      </w:tc>
+    </w:tr>
+  </w:tbl>
 </w:ftr>
 </file>
 
@@ -138,18 +340,58 @@
   <w:p>
     <w:pPr>
       <w:pStyle w:val="Header"/>
-      <w:jc w:val="left"/>
-    </w:pPr>
-    <w:r/>
+      <w:spacing w:after="20"/>
+    </w:pPr>
     <w:r>
       <w:rPr>
-        <w:rFonts w:ascii="Times New Roman" w:hAnsi="Times New Roman"/>
+        <w:rFonts w:ascii="Arial" w:hAnsi="Arial" w:eastAsia="Arial"/>
+        <w:b/>
+        <w:color w:val="173941"/>
+        <w:sz w:val="19"/>
+      </w:rPr>
+      <w:t>Kanzlei Ahlers und Brinkmann</w:t>
+    </w:r>
+  </w:p>
+  <w:p>
+    <w:pPr>
+      <w:spacing w:after="0"/>
+    </w:pPr>
+    <w:r>
+      <w:rPr>
+        <w:rFonts w:ascii="Arial" w:hAnsi="Arial" w:eastAsia="Arial"/>
         <w:b w:val="0"/>
-        <w:i w:val="0"/>
-        <w:color w:val="666666"/>
-        <w:sz w:val="17"/>
-      </w:rPr>
-      <w:t>Kanzlei Ahlers und Brinkmann | Sozialrechtliche Leistungsakte | Bearbeitungsstand Juli 2026</w:t>
+        <w:color w:val="5C6569"/>
+        <w:sz w:val="14"/>
+      </w:rPr>
+      <w:t>Südallee 18 · 54290 Trier</w:t>
+    </w:r>
+  </w:p>
+  <w:p>
+    <w:pPr>
+      <w:spacing w:after="0"/>
+    </w:pPr>
+    <w:r>
+      <w:rPr>
+        <w:rFonts w:ascii="Arial" w:hAnsi="Arial" w:eastAsia="Arial"/>
+        <w:b w:val="0"/>
+        <w:color w:val="5C6569"/>
+        <w:sz w:val="14"/>
+      </w:rPr>
+      <w:t>Telefon 0651 99831-0 · Telefax 0651 99831-18 · post@ahlers-brinkmann.example</w:t>
+    </w:r>
+  </w:p>
+  <w:p>
+    <w:pPr>
+      <w:spacing w:after="0"/>
+    </w:pPr>
+    <w:r>
+      <w:rPr>
+        <w:rFonts w:ascii="Arial" w:hAnsi="Arial" w:eastAsia="Arial"/>
+        <w:b w:val="0"/>
+        <w:color w:val="5C6569"/>
+        <w:sz w:val="14"/>
+      </w:rPr>
+      <w:t>Rechtsanwältin Eva Ahlers, Fachanwältin für Sozialrecht · Rechtsanwalt Moritz Brinkmann</w:t>
     </w:r>
   </w:p>
 </w:hdr>
@@ -518,9 +760,13 @@
     <w:name w:val="Normal"/>
     <w:qFormat/>
     <w:rsid w:val="00FC693F"/>
+    <w:pPr>
+      <w:spacing w:after="120" w:line="259" w:lineRule="auto"/>
+      <w:widowControl/>
+    </w:pPr>
     <w:rPr>
-      <w:rFonts w:ascii="Times New Roman" w:hAnsi="Times New Roman"/>
-      <w:sz w:val="22"/>
+      <w:rFonts w:ascii="Arial" w:hAnsi="Arial"/>
+      <w:sz w:val="21"/>
     </w:rPr>
   </w:style>
   <w:style w:type="paragraph" w:styleId="Header">
@@ -578,15 +824,15 @@
     <w:pPr>
       <w:keepNext/>
       <w:keepLines/>
-      <w:spacing w:before="480" w:after="0"/>
+      <w:spacing w:before="200" w:after="120"/>
       <w:outlineLvl w:val="0"/>
     </w:pPr>
     <w:rPr>
-      <w:rFonts w:asciiTheme="majorHAnsi" w:eastAsiaTheme="majorEastAsia" w:hAnsiTheme="majorHAnsi" w:cstheme="majorBidi" w:ascii="Times New Roman" w:hAnsi="Times New Roman"/>
+      <w:rFonts w:asciiTheme="majorHAnsi" w:eastAsiaTheme="majorEastAsia" w:hAnsiTheme="majorHAnsi" w:cstheme="majorBidi" w:ascii="Arial" w:hAnsi="Arial"/>
       <w:b/>
       <w:bCs/>
-      <w:color w:val="365F91" w:themeColor="accent1" w:themeShade="BF"/>
-      <w:sz w:val="28"/>
+      <w:color w:val="173941"/>
+      <w:sz w:val="26"/>
       <w:szCs w:val="28"/>
     </w:rPr>
   </w:style>
@@ -602,15 +848,15 @@
     <w:pPr>
       <w:keepNext/>
       <w:keepLines/>
-      <w:spacing w:before="200" w:after="0"/>
+      <w:spacing w:before="200" w:after="120"/>
       <w:outlineLvl w:val="1"/>
     </w:pPr>
     <w:rPr>
-      <w:rFonts w:asciiTheme="majorHAnsi" w:eastAsiaTheme="majorEastAsia" w:hAnsiTheme="majorHAnsi" w:cstheme="majorBidi" w:ascii="Times New Roman" w:hAnsi="Times New Roman"/>
+      <w:rFonts w:asciiTheme="majorHAnsi" w:eastAsiaTheme="majorEastAsia" w:hAnsiTheme="majorHAnsi" w:cstheme="majorBidi" w:ascii="Arial" w:hAnsi="Arial"/>
       <w:b/>
       <w:bCs/>
-      <w:color w:val="4F81BD" w:themeColor="accent1"/>
-      <w:sz w:val="24"/>
+      <w:color w:val="173941"/>
+      <w:sz w:val="22"/>
       <w:szCs w:val="26"/>
     </w:rPr>
   </w:style>
@@ -864,19 +1110,20 @@
     <w:qFormat/>
     <w:rsid w:val="00FC693F"/>
     <w:pPr>
+      <w:keepNext/>
       <w:pBdr>
         <w:bottom w:val="single" w:sz="8" w:space="4" w:color="4F81BD" w:themeColor="accent1"/>
       </w:pBdr>
-      <w:spacing w:after="300" w:line="240" w:lineRule="auto"/>
+      <w:spacing w:after="120" w:line="240" w:lineRule="auto" w:before="0"/>
       <w:contextualSpacing/>
     </w:pPr>
     <w:rPr>
-      <w:rFonts w:asciiTheme="majorHAnsi" w:eastAsiaTheme="majorEastAsia" w:hAnsiTheme="majorHAnsi" w:cstheme="majorBidi" w:ascii="Times New Roman" w:hAnsi="Times New Roman"/>
+      <w:rFonts w:asciiTheme="majorHAnsi" w:eastAsiaTheme="majorEastAsia" w:hAnsiTheme="majorHAnsi" w:cstheme="majorBidi" w:ascii="Arial" w:hAnsi="Arial"/>
       <w:b/>
-      <w:color w:val="17365D" w:themeColor="text2" w:themeShade="BF"/>
+      <w:color w:val="173941"/>
       <w:spacing w:val="5"/>
       <w:kern w:val="28"/>
-      <w:sz w:val="30"/>
+      <w:sz w:val="36"/>
       <w:szCs w:val="52"/>
     </w:rPr>
   </w:style>
